--- a/AI for Engineers Course/Week 7/Week7_Assignment_Solution.docx
+++ b/AI for Engineers Course/Week 7/Week7_Assignment_Solution.docx
@@ -980,6 +980,49 @@
       </w:pPr>
       <w:r>
         <w:t xml:space="preserve">    return generate_latest()</w:t>
+      </w:r>
+    </w:p>
+    <w:p>
+      <w:pPr>
+        <w:pStyle w:val="Heading2"/>
+      </w:pPr>
+      <w:r>
+        <w:rPr>
+          <w:b/>
+        </w:rPr>
+        <w:t>PART C: REFLECTION AND ANALYSIS, MODEL ANSWERS</w:t>
+      </w:r>
+    </w:p>
+    <w:p>
+      <w:pPr>
+        <w:pStyle w:val="Heading2"/>
+      </w:pPr>
+      <w:r>
+        <w:rPr>
+          <w:b/>
+        </w:rPr>
+        <w:t>Question 1: Deployment Challenges (model answer)</w:t>
+      </w:r>
+    </w:p>
+    <w:p>
+      <w:r>
+        <w:t>Any three concrete challenges with a root cause and a working fix earn full marks. Strong examples: (1) Image size: a naive PyTorch image lands near 6 GB because the CUDA toolchain and build dependencies ship in the runtime layer; a multi-stage build with CPU-only wheels and a slim base brings it under 1.5 GB. (2) Out-of-memory kills: four uvicorn workers each loaded their own model copy and exceeded the container limit; the fix is one worker with async I/O, or a separate model server the workers share. (3) Missing GPU in compose: the container saw no GPU because the NVIDIA runtime and device reservation were absent; adding the nvidia-container-toolkit and a deploy.resources.reservations.devices block fixes it.</w:t>
+      </w:r>
+    </w:p>
+    <w:p>
+      <w:pPr>
+        <w:pStyle w:val="Heading2"/>
+      </w:pPr>
+      <w:r>
+        <w:rPr>
+          <w:b/>
+        </w:rPr>
+        <w:t>Question 2: Production Readiness (model answer)</w:t>
+      </w:r>
+    </w:p>
+    <w:p>
+      <w:r>
+        <w:t>A production deployment adds, at minimum: security (TLS terminated at a proxy, secrets in a secret store rather than env files, image scanning in CI, containers running as non-root), reliability (multiple replicas behind a load balancer, liveness and readiness probes, rolling deploys with rollback, autoscaling on request depth), observability (structured logs, metrics, and traces wired to alerts with an on-call runbook), and process (a staging environment, load tests before each release, and documented capacity plans). Full-credit answers name mechanisms, not just categories.</w:t>
       </w:r>
     </w:p>
     <w:sectPr>
